--- a/docs/report_content_IT23271364.docx
+++ b/docs/report_content_IT23271364.docx
@@ -1181,11 +1181,24 @@
     <w:p/>
     <w:p>
       <w:r>
-        <w:t>The chosen variables even though really low correlation due to the synthetic dataset was used see if MLR would work.</w:t>
-      </w:r>
-    </w:p>
-    <w:p/>
-    <w:p>
+        <w:t>The chosen variables even though really low correlation due to the synthetic dataset</w:t>
+      </w:r>
+      <w:r>
+        <w:t>,</w:t>
+      </w:r>
+      <w:r>
+        <w:t xml:space="preserve"> was used </w:t>
+      </w:r>
+      <w:r>
+        <w:t xml:space="preserve">to </w:t>
+      </w:r>
+      <w:r>
+        <w:t>see if MLR would work.</w:t>
+      </w:r>
+    </w:p>
+    <w:p/>
+    <w:p>
+      <w:proofErr w:type="spellStart"/>
       <w:r>
         <w:rPr>
           <w:b/>
@@ -1193,6 +1206,7 @@
         </w:rPr>
         <w:t>Respect_Index</w:t>
       </w:r>
+      <w:proofErr w:type="spellEnd"/>
       <w:r>
         <w:rPr>
           <w:b/>
@@ -1219,7 +1233,14 @@
           <w:b/>
           <w:bCs/>
         </w:rPr>
-        <w:t>-0.083</w:t>
+        <w:t>-0.08</w:t>
+      </w:r>
+      <w:r>
+        <w:rPr>
+          <w:b/>
+          <w:bCs/>
+        </w:rPr>
+        <w:t>2</w:t>
       </w:r>
       <w:r>
         <w:rPr>
@@ -1323,7 +1344,14 @@
           <w:b/>
           <w:bCs/>
         </w:rPr>
-        <w:t>p = 0.661</w:t>
+        <w:t>p = 0.6</w:t>
+      </w:r>
+      <w:r>
+        <w:rPr>
+          <w:b/>
+          <w:bCs/>
+        </w:rPr>
+        <w:t>53</w:t>
       </w:r>
     </w:p>
     <w:p>
@@ -1350,6 +1378,7 @@
       </w:r>
     </w:p>
     <w:p>
+      <w:proofErr w:type="spellStart"/>
       <w:r>
         <w:rPr>
           <w:b/>
@@ -1357,6 +1386,7 @@
         </w:rPr>
         <w:t>WorkLifeBalance</w:t>
       </w:r>
+      <w:proofErr w:type="spellEnd"/>
       <w:r>
         <w:rPr>
           <w:b/>
@@ -1383,7 +1413,14 @@
           <w:b/>
           <w:bCs/>
         </w:rPr>
-        <w:t>0.027</w:t>
+        <w:t>0.02</w:t>
+      </w:r>
+      <w:r>
+        <w:rPr>
+          <w:b/>
+          <w:bCs/>
+        </w:rPr>
+        <w:t>8</w:t>
       </w:r>
       <w:r>
         <w:rPr>
@@ -1397,7 +1434,14 @@
           <w:b/>
           <w:bCs/>
         </w:rPr>
-        <w:t xml:space="preserve"> p = 0.641</w:t>
+        <w:t xml:space="preserve"> p = 0.6</w:t>
+      </w:r>
+      <w:r>
+        <w:rPr>
+          <w:b/>
+          <w:bCs/>
+        </w:rPr>
+        <w:t>28</w:t>
       </w:r>
     </w:p>
     <w:p>
@@ -1458,13 +1502,15 @@
       </w:r>
     </w:p>
     <w:p>
-      <w:r>
-        <w:rPr>
-          <w:b/>
-          <w:bCs/>
-        </w:rPr>
-        <w:t>MonthlyIncome</w:t>
-      </w:r>
+      <w:proofErr w:type="spellStart"/>
+      <w:r>
+        <w:rPr>
+          <w:b/>
+          <w:bCs/>
+        </w:rPr>
+        <w:t>JobLevel</w:t>
+      </w:r>
+      <w:proofErr w:type="spellEnd"/>
       <w:r>
         <w:rPr>
           <w:b/>
@@ -1498,7 +1544,14 @@
           <w:b/>
           <w:bCs/>
         </w:rPr>
-        <w:t>-0.00002</w:t>
+        <w:t>0.0</w:t>
+      </w:r>
+      <w:r>
+        <w:rPr>
+          <w:b/>
+          <w:bCs/>
+        </w:rPr>
+        <w:t>2</w:t>
       </w:r>
       <w:r>
         <w:rPr>
@@ -1512,7 +1565,14 @@
           <w:b/>
           <w:bCs/>
         </w:rPr>
-        <w:t>p = 0.453</w:t>
+        <w:t>p = 0.</w:t>
+      </w:r>
+      <w:r>
+        <w:rPr>
+          <w:b/>
+          <w:bCs/>
+        </w:rPr>
+        <w:t>612</w:t>
       </w:r>
     </w:p>
     <w:p>
@@ -1602,7 +1662,14 @@
           <w:b/>
           <w:bCs/>
         </w:rPr>
-        <w:t xml:space="preserve"> p = 0.751</w:t>
+        <w:t xml:space="preserve"> p = 0.7</w:t>
+      </w:r>
+      <w:r>
+        <w:rPr>
+          <w:b/>
+          <w:bCs/>
+        </w:rPr>
+        <w:t>20</w:t>
       </w:r>
     </w:p>
     <w:p>
@@ -1704,132 +1771,22 @@
         </w:numPr>
       </w:pPr>
       <w:r>
-        <w:t xml:space="preserve">Highest p-value in the model — </w:t>
-      </w:r>
-      <w:r>
-        <w:rPr>
-          <w:b/>
-          <w:bCs/>
-        </w:rPr>
-        <w:t>least useful predictor</w:t>
-      </w:r>
-    </w:p>
-    <w:p>
-      <w:r>
-        <w:rPr>
-          <w:b/>
-          <w:bCs/>
-        </w:rPr>
-        <w:t>JobLevel</w:t>
-      </w:r>
-      <w:r>
-        <w:rPr>
-          <w:b/>
-          <w:bCs/>
-        </w:rPr>
-        <w:t>:</w:t>
-      </w:r>
-      <w:r>
-        <w:rPr>
-          <w:b/>
-          <w:bCs/>
-        </w:rPr>
-        <w:t xml:space="preserve"> </w:t>
-      </w:r>
-      <w:r>
-        <w:rPr>
-          <w:b/>
-          <w:bCs/>
-        </w:rPr>
-        <w:t>β</w:t>
-      </w:r>
-      <w:r>
-        <w:rPr>
-          <w:b/>
-          <w:bCs/>
-        </w:rPr>
-        <w:t xml:space="preserve"> = </w:t>
-      </w:r>
-      <w:r>
-        <w:rPr>
-          <w:b/>
-          <w:bCs/>
-        </w:rPr>
-        <w:t>0.092</w:t>
-      </w:r>
-      <w:r>
-        <w:rPr>
-          <w:b/>
-          <w:bCs/>
-        </w:rPr>
-        <w:t>,</w:t>
-      </w:r>
-      <w:r>
-        <w:rPr>
-          <w:b/>
-          <w:bCs/>
-        </w:rPr>
-        <w:t xml:space="preserve"> p = 0.374</w:t>
-      </w:r>
-    </w:p>
-    <w:p>
-      <w:pPr>
-        <w:numPr>
-          <w:ilvl w:val="0"/>
-          <w:numId w:val="10"/>
-        </w:numPr>
-      </w:pPr>
-      <w:r>
-        <w:t>Largest positive coefficient after intercept</w:t>
-      </w:r>
-    </w:p>
-    <w:p>
-      <w:pPr>
-        <w:numPr>
-          <w:ilvl w:val="0"/>
-          <w:numId w:val="10"/>
-        </w:numPr>
-      </w:pPr>
-      <w:r>
-        <w:t>For every 1 level increase in job level, satisfaction increases by 0.092</w:t>
-      </w:r>
-    </w:p>
-    <w:p>
-      <w:pPr>
-        <w:numPr>
-          <w:ilvl w:val="0"/>
-          <w:numId w:val="10"/>
-        </w:numPr>
-      </w:pPr>
-      <w:r>
-        <w:t xml:space="preserve">Still </w:t>
-      </w:r>
-      <w:r>
-        <w:rPr>
-          <w:b/>
-          <w:bCs/>
-        </w:rPr>
-        <w:t>not significant</w:t>
-      </w:r>
-    </w:p>
-    <w:p>
-      <w:r>
         <w:rPr>
           <w:noProof/>
         </w:rPr>
         <w:drawing>
-          <wp:anchor distT="0" distB="0" distL="114300" distR="114300" simplePos="0" relativeHeight="251668480" behindDoc="1" locked="0" layoutInCell="1" allowOverlap="1" wp14:anchorId="539BF358" wp14:editId="1787F4D1">
+          <wp:anchor distT="0" distB="0" distL="114300" distR="114300" simplePos="0" relativeHeight="251676672" behindDoc="1" locked="0" layoutInCell="1" allowOverlap="1" wp14:anchorId="49F310F7" wp14:editId="5CEC0EF7">
             <wp:simplePos x="0" y="0"/>
-            <wp:positionH relativeFrom="column">
-              <wp:posOffset>83820</wp:posOffset>
+            <wp:positionH relativeFrom="margin">
+              <wp:align>left</wp:align>
             </wp:positionH>
             <wp:positionV relativeFrom="paragraph">
-              <wp:posOffset>9525</wp:posOffset>
+              <wp:posOffset>333629</wp:posOffset>
             </wp:positionV>
-            <wp:extent cx="4183380" cy="3025775"/>
-            <wp:effectExtent l="0" t="0" r="7620" b="3175"/>
+            <wp:extent cx="5246247" cy="2660904"/>
+            <wp:effectExtent l="0" t="0" r="0" b="6350"/>
             <wp:wrapNone/>
-            <wp:docPr id="954184036" name="Picture 3"/>
+            <wp:docPr id="418290042" name="Picture 2"/>
             <wp:cNvGraphicFramePr>
               <a:graphicFrameLocks xmlns:a="http://schemas.openxmlformats.org/drawingml/2006/main" noChangeAspect="1"/>
             </wp:cNvGraphicFramePr>
@@ -1837,7 +1794,7 @@
               <a:graphicData uri="http://schemas.openxmlformats.org/drawingml/2006/picture">
                 <pic:pic xmlns:pic="http://schemas.openxmlformats.org/drawingml/2006/picture">
                   <pic:nvPicPr>
-                    <pic:cNvPr id="954184036" name="Picture 954184036"/>
+                    <pic:cNvPr id="418290042" name="Picture 418290042"/>
                     <pic:cNvPicPr/>
                   </pic:nvPicPr>
                   <pic:blipFill>
@@ -1849,7 +1806,7 @@
                   <pic:spPr>
                     <a:xfrm>
                       <a:off x="0" y="0"/>
-                      <a:ext cx="4183380" cy="3025775"/>
+                      <a:ext cx="5246247" cy="2660904"/>
                     </a:xfrm>
                     <a:prstGeom prst="rect">
                       <a:avLst/>
@@ -1867,6 +1824,16 @@
           </wp:anchor>
         </w:drawing>
       </w:r>
+      <w:r>
+        <w:t xml:space="preserve">Highest p-value in the model — </w:t>
+      </w:r>
+      <w:r>
+        <w:rPr>
+          <w:b/>
+          <w:bCs/>
+        </w:rPr>
+        <w:t>least useful predictor</w:t>
+      </w:r>
     </w:p>
     <w:p/>
     <w:p/>
@@ -1912,7 +1879,19 @@
         </w:rPr>
       </w:pPr>
       <w:r>
-        <w:t>R^2 value is 0.002 which means model explains 0.2% of the variation</w:t>
+        <w:t>R^2 value is 0.00</w:t>
+      </w:r>
+      <w:r>
+        <w:t>1</w:t>
+      </w:r>
+      <w:r>
+        <w:t xml:space="preserve"> which means model explains 0.</w:t>
+      </w:r>
+      <w:r>
+        <w:t>1</w:t>
+      </w:r>
+      <w:r>
+        <w:t>% of the variation</w:t>
       </w:r>
     </w:p>
     <w:p>
@@ -1928,7 +1907,19 @@
         </w:rPr>
       </w:pPr>
       <w:r>
-        <w:t>Adjusted R^2 values is -0.005 showing negative result.</w:t>
+        <w:t>Adjusted R^2 values is -0.00</w:t>
+      </w:r>
+      <w:r>
+        <w:t>44</w:t>
+      </w:r>
+      <w:r>
+        <w:t xml:space="preserve"> showing negative result</w:t>
+      </w:r>
+      <w:r>
+        <w:t>, not significant</w:t>
+      </w:r>
+      <w:r>
+        <w:t>.</w:t>
       </w:r>
     </w:p>
     <w:p>
@@ -1944,7 +1935,19 @@
         </w:rPr>
       </w:pPr>
       <w:r>
-        <w:t>P-value is 0.957 ( Should be less than 0.0.5 to reject null hypothesis.</w:t>
+        <w:t>P-value is 0.9</w:t>
+      </w:r>
+      <w:r>
+        <w:t>6</w:t>
+      </w:r>
+      <w:r>
+        <w:t xml:space="preserve"> ( Should be less than 0.0.5 to reject null hypothesis</w:t>
+      </w:r>
+      <w:r>
+        <w:t>)</w:t>
+      </w:r>
+      <w:r>
+        <w:t>.</w:t>
       </w:r>
     </w:p>
     <w:p>
@@ -2046,15 +2049,40 @@
     <w:p/>
     <w:p>
       <w:r>
-        <w:t>The scatter plot shows no linear relationship between Respect_Index and JobSatisfaction. The four layers represents the ordinal nature of JobSatisfaction. The co-efficient is -0.063 (Obtained in SLR). Therefore, it can be concluded the linearity assumption is not met.</w:t>
-      </w:r>
-    </w:p>
+        <w:t xml:space="preserve">The scatter plot shows no linear relationship between Respect_Index and JobSatisfaction. The four layers </w:t>
+      </w:r>
+      <w:r>
+        <w:t>represent</w:t>
+      </w:r>
+      <w:r>
+        <w:t xml:space="preserve"> the ordinal nature of JobSatisfaction. The </w:t>
+      </w:r>
+      <w:r>
+        <w:t>coefficient</w:t>
+      </w:r>
+      <w:r>
+        <w:t xml:space="preserve"> is -0.063 (Obtained in SLR). Therefore, it can be concluded </w:t>
+      </w:r>
+      <w:r>
+        <w:t xml:space="preserve">that </w:t>
+      </w:r>
+      <w:r>
+        <w:t>the linearity assumption is not met.</w:t>
+      </w:r>
+      <w:r>
+        <w:t xml:space="preserve"> </w:t>
+      </w:r>
+    </w:p>
+    <w:p/>
+    <w:p/>
+    <w:p/>
     <w:p/>
     <w:p>
       <w:pPr>
         <w:pStyle w:val="Heading2"/>
       </w:pPr>
       <w:r>
+        <w:lastRenderedPageBreak/>
         <w:t>Assumption 2: Independence</w:t>
       </w:r>
     </w:p>
@@ -2125,7 +2153,13 @@
         <w:t>For this the Durbin_Watson test was used. It produced a result statistic of 2.030</w:t>
       </w:r>
       <w:r>
-        <w:t xml:space="preserve"> (Idela value is 2)</w:t>
+        <w:t xml:space="preserve"> (Ide</w:t>
+      </w:r>
+      <w:r>
+        <w:t>al</w:t>
+      </w:r>
+      <w:r>
+        <w:t xml:space="preserve"> value is 2)</w:t>
       </w:r>
       <w:r>
         <w:t xml:space="preserve"> and p-value 0.6849 which means the independence assumption is met</w:t>
@@ -2219,6 +2253,7 @@
     <w:p/>
     <w:p>
       <w:r>
+        <w:lastRenderedPageBreak/>
         <w:t>The plot shows four distinct layers which is a result of JobSatisfaction being an ordinal variable. This assumption is also not met. This is a limitation when applying linear regression to an ordinal dependent variable.</w:t>
       </w:r>
     </w:p>
@@ -2357,6 +2392,7 @@
     <w:p/>
     <w:p>
       <w:r>
+        <w:lastRenderedPageBreak/>
         <w:t xml:space="preserve">The plot shows four discrete cluster residuals. </w:t>
       </w:r>
       <w:r>
@@ -2381,22 +2417,19 @@
     <w:p/>
     <w:p>
       <w:r>
-        <w:rPr>
-          <w:noProof/>
-        </w:rPr>
         <w:drawing>
-          <wp:anchor distT="0" distB="0" distL="114300" distR="114300" simplePos="0" relativeHeight="251674624" behindDoc="1" locked="0" layoutInCell="1" allowOverlap="1" wp14:anchorId="722E9284" wp14:editId="268A5743">
+          <wp:anchor distT="0" distB="0" distL="114300" distR="114300" simplePos="0" relativeHeight="251677696" behindDoc="1" locked="0" layoutInCell="1" allowOverlap="1" wp14:anchorId="00BA5CEF" wp14:editId="6A01E210">
             <wp:simplePos x="0" y="0"/>
-            <wp:positionH relativeFrom="column">
-              <wp:posOffset>0</wp:posOffset>
+            <wp:positionH relativeFrom="margin">
+              <wp:align>right</wp:align>
             </wp:positionH>
             <wp:positionV relativeFrom="paragraph">
-              <wp:posOffset>2540</wp:posOffset>
+              <wp:posOffset>5715</wp:posOffset>
             </wp:positionV>
-            <wp:extent cx="5731510" cy="1675765"/>
-            <wp:effectExtent l="0" t="0" r="2540" b="635"/>
+            <wp:extent cx="5731510" cy="1415415"/>
+            <wp:effectExtent l="0" t="0" r="2540" b="0"/>
             <wp:wrapNone/>
-            <wp:docPr id="733553164" name="Picture 1"/>
+            <wp:docPr id="157562733" name="Picture 1"/>
             <wp:cNvGraphicFramePr>
               <a:graphicFrameLocks xmlns:a="http://schemas.openxmlformats.org/drawingml/2006/main" noChangeAspect="1"/>
             </wp:cNvGraphicFramePr>
@@ -2404,7 +2437,7 @@
               <a:graphicData uri="http://schemas.openxmlformats.org/drawingml/2006/picture">
                 <pic:pic xmlns:pic="http://schemas.openxmlformats.org/drawingml/2006/picture">
                   <pic:nvPicPr>
-                    <pic:cNvPr id="733553164" name=""/>
+                    <pic:cNvPr id="157562733" name=""/>
                     <pic:cNvPicPr/>
                   </pic:nvPicPr>
                   <pic:blipFill>
@@ -2416,7 +2449,7 @@
                   <pic:spPr>
                     <a:xfrm>
                       <a:off x="0" y="0"/>
-                      <a:ext cx="5731510" cy="1675765"/>
+                      <a:ext cx="5731510" cy="1415415"/>
                     </a:xfrm>
                     <a:prstGeom prst="rect">
                       <a:avLst/>
@@ -2436,36 +2469,132 @@
     <w:p/>
     <w:p>
       <w:r>
-        <w:t>The multicollinearity assumption is not fully met as MonthlyIncome and JobLevel shows a significant multicollinearity. One of the variables must be removed.</w:t>
-      </w:r>
-    </w:p>
-    <w:p/>
-    <w:p>
-      <w:pPr>
-        <w:pStyle w:val="Heading2"/>
-      </w:pPr>
-      <w:r>
-        <w:t>Model Evaluation</w:t>
-      </w:r>
-    </w:p>
-    <w:p>
-      <w:r>
-        <w:rPr>
-          <w:noProof/>
-        </w:rPr>
+        <w:t>The multicollinearity assumption fully met</w:t>
+      </w:r>
+      <w:r>
+        <w:t>. No multicollinearity features can be seen</w:t>
+      </w:r>
+    </w:p>
+    <w:p/>
+    <w:p>
+      <w:pPr>
+        <w:pStyle w:val="ListParagraph"/>
+        <w:numPr>
+          <w:ilvl w:val="0"/>
+          <w:numId w:val="21"/>
+        </w:numPr>
+      </w:pPr>
+      <w:r>
+        <w:rPr>
+          <w:b/>
+          <w:bCs/>
+        </w:rPr>
+        <w:t xml:space="preserve">The reason only </w:t>
+      </w:r>
+      <w:r>
+        <w:rPr>
+          <w:b/>
+          <w:bCs/>
+        </w:rPr>
+        <w:t>two</w:t>
+      </w:r>
+      <w:r>
+        <w:rPr>
+          <w:b/>
+          <w:bCs/>
+        </w:rPr>
+        <w:t xml:space="preserve"> assumption is fully met is that the dependent variable is ordinal and models used are for continuous regressions. </w:t>
+      </w:r>
+    </w:p>
+    <w:p>
+      <w:pPr>
+        <w:pStyle w:val="ListParagraph"/>
+        <w:numPr>
+          <w:ilvl w:val="0"/>
+          <w:numId w:val="21"/>
+        </w:numPr>
+      </w:pPr>
+      <w:r>
+        <w:rPr>
+          <w:b/>
+          <w:bCs/>
+        </w:rPr>
+        <w:t>Due to that the binary logistic regression model was used to see if it gives good results and is meeting the assumption even though it is not taught in the scope.</w:t>
+      </w:r>
+    </w:p>
+    <w:p>
+      <w:pPr>
+        <w:ind w:left="360"/>
+      </w:pPr>
+    </w:p>
+    <w:p>
+      <w:pPr>
+        <w:ind w:left="360"/>
+      </w:pPr>
+    </w:p>
+    <w:p>
+      <w:pPr>
+        <w:ind w:left="360"/>
+      </w:pPr>
+    </w:p>
+    <w:p>
+      <w:pPr>
+        <w:ind w:left="360"/>
+      </w:pPr>
+    </w:p>
+    <w:p>
+      <w:pPr>
+        <w:ind w:left="360"/>
+      </w:pPr>
+    </w:p>
+    <w:p>
+      <w:pPr>
+        <w:pStyle w:val="Heading1"/>
+      </w:pPr>
+      <w:r>
+        <w:lastRenderedPageBreak/>
+        <w:t xml:space="preserve">Binary Logistic Regression </w:t>
+      </w:r>
+    </w:p>
+    <w:p>
+      <w:pPr>
+        <w:pStyle w:val="ListParagraph"/>
+        <w:numPr>
+          <w:ilvl w:val="0"/>
+          <w:numId w:val="22"/>
+        </w:numPr>
+      </w:pPr>
+      <w:r>
+        <w:t xml:space="preserve">This model was selected </w:t>
+      </w:r>
+      <w:r>
+        <w:t xml:space="preserve">to try </w:t>
+      </w:r>
+      <w:r>
+        <w:t xml:space="preserve">due to the ordinal </w:t>
+      </w:r>
+      <w:r>
+        <w:t>dependent</w:t>
+      </w:r>
+      <w:r>
+        <w:t xml:space="preserve"> variable.</w:t>
+      </w:r>
+    </w:p>
+    <w:p>
+      <w:r>
         <w:drawing>
-          <wp:anchor distT="0" distB="0" distL="114300" distR="114300" simplePos="0" relativeHeight="251675648" behindDoc="1" locked="0" layoutInCell="1" allowOverlap="1" wp14:anchorId="377DEB02" wp14:editId="4A04005D">
+          <wp:anchor distT="0" distB="0" distL="114300" distR="114300" simplePos="0" relativeHeight="251678720" behindDoc="1" locked="0" layoutInCell="1" allowOverlap="1" wp14:anchorId="56221863" wp14:editId="541F71F3">
             <wp:simplePos x="0" y="0"/>
             <wp:positionH relativeFrom="column">
-              <wp:posOffset>-190500</wp:posOffset>
+              <wp:posOffset>694944</wp:posOffset>
             </wp:positionH>
-            <wp:positionV relativeFrom="page">
-              <wp:posOffset>7345680</wp:posOffset>
+            <wp:positionV relativeFrom="paragraph">
+              <wp:posOffset>9525</wp:posOffset>
             </wp:positionV>
-            <wp:extent cx="5731510" cy="2271395"/>
-            <wp:effectExtent l="0" t="0" r="2540" b="0"/>
+            <wp:extent cx="3886200" cy="3978339"/>
+            <wp:effectExtent l="0" t="0" r="0" b="3175"/>
             <wp:wrapNone/>
-            <wp:docPr id="355925887" name="Picture 1"/>
+            <wp:docPr id="1618686720" name="Picture 1"/>
             <wp:cNvGraphicFramePr>
               <a:graphicFrameLocks xmlns:a="http://schemas.openxmlformats.org/drawingml/2006/main" noChangeAspect="1"/>
             </wp:cNvGraphicFramePr>
@@ -2473,7 +2602,7 @@
               <a:graphicData uri="http://schemas.openxmlformats.org/drawingml/2006/picture">
                 <pic:pic xmlns:pic="http://schemas.openxmlformats.org/drawingml/2006/picture">
                   <pic:nvPicPr>
-                    <pic:cNvPr id="355925887" name=""/>
+                    <pic:cNvPr id="1618686720" name=""/>
                     <pic:cNvPicPr/>
                   </pic:nvPicPr>
                   <pic:blipFill>
@@ -2485,7 +2614,7 @@
                   <pic:spPr>
                     <a:xfrm>
                       <a:off x="0" y="0"/>
-                      <a:ext cx="5731510" cy="2271395"/>
+                      <a:ext cx="3886200" cy="3978339"/>
                     </a:xfrm>
                     <a:prstGeom prst="rect">
                       <a:avLst/>
@@ -2497,12 +2626,160 @@
           </wp:anchor>
         </w:drawing>
       </w:r>
+    </w:p>
+    <w:p/>
+    <w:p/>
+    <w:p/>
+    <w:p/>
+    <w:p/>
+    <w:p/>
+    <w:p/>
+    <w:p/>
+    <w:p/>
+    <w:p/>
+    <w:p/>
+    <w:p/>
+    <w:p>
+      <w:pPr>
+        <w:pStyle w:val="ListParagraph"/>
+        <w:numPr>
+          <w:ilvl w:val="0"/>
+          <w:numId w:val="22"/>
+        </w:numPr>
+      </w:pPr>
+      <w:r>
+        <w:t>Estimates are none significant (Just as MLR and SLR, confirms dataset issue)</w:t>
+      </w:r>
+    </w:p>
+    <w:p>
+      <w:pPr>
+        <w:pStyle w:val="ListParagraph"/>
+        <w:numPr>
+          <w:ilvl w:val="0"/>
+          <w:numId w:val="22"/>
+        </w:numPr>
+      </w:pPr>
+      <w:r>
+        <w:t>Standard errors are just as large as estimate confirming that the estimates are really uncertain.</w:t>
+      </w:r>
+    </w:p>
+    <w:p>
+      <w:pPr>
+        <w:pStyle w:val="ListParagraph"/>
+        <w:numPr>
+          <w:ilvl w:val="0"/>
+          <w:numId w:val="22"/>
+        </w:numPr>
+      </w:pPr>
+      <w:r>
+        <w:t>All p-values are &gt; 0.05, making all predictors non-significant.</w:t>
+      </w:r>
+    </w:p>
+    <w:p>
+      <w:pPr>
+        <w:pStyle w:val="ListParagraph"/>
+        <w:numPr>
+          <w:ilvl w:val="0"/>
+          <w:numId w:val="22"/>
+        </w:numPr>
+      </w:pPr>
+      <w:r>
+        <w:t>Deviation measures the unexplained variation, and the unexplained variation is high as per the results.</w:t>
+      </w:r>
+    </w:p>
+    <w:p>
+      <w:pPr>
+        <w:pStyle w:val="ListParagraph"/>
+        <w:numPr>
+          <w:ilvl w:val="0"/>
+          <w:numId w:val="22"/>
+        </w:numPr>
+      </w:pPr>
+      <w:r>
+        <w:t>The above facts conclude that the binary model usage didn’t improve the results significantly (Confirming dataset-level limitation).</w:t>
+      </w:r>
+    </w:p>
+    <w:p/>
+    <w:p/>
+    <w:p/>
+    <w:p/>
+    <w:p/>
+    <w:p/>
+    <w:p>
+      <w:pPr>
+        <w:pStyle w:val="Heading2"/>
+      </w:pPr>
+      <w:r>
+        <w:t>Model Evaluation</w:t>
+      </w:r>
+    </w:p>
+    <w:p>
       <w:r>
         <w:t>MSE and RMSE values was used to evaluate the model</w:t>
       </w:r>
-    </w:p>
-    <w:p/>
-    <w:p/>
+      <w:r>
+        <w:t xml:space="preserve">s SLR and MLR. </w:t>
+      </w:r>
+    </w:p>
+    <w:p>
+      <w:pPr>
+        <w:rPr>
+          <w:b/>
+          <w:bCs/>
+        </w:rPr>
+      </w:pPr>
+    </w:p>
+    <w:p>
+      <w:r>
+        <w:rPr>
+          <w:b/>
+          <w:bCs/>
+        </w:rPr>
+        <w:drawing>
+          <wp:anchor distT="0" distB="0" distL="114300" distR="114300" simplePos="0" relativeHeight="251679744" behindDoc="1" locked="0" layoutInCell="1" allowOverlap="1" wp14:anchorId="23E01126" wp14:editId="7711E9B8">
+            <wp:simplePos x="0" y="0"/>
+            <wp:positionH relativeFrom="margin">
+              <wp:align>right</wp:align>
+            </wp:positionH>
+            <wp:positionV relativeFrom="paragraph">
+              <wp:posOffset>8128</wp:posOffset>
+            </wp:positionV>
+            <wp:extent cx="5731510" cy="1860550"/>
+            <wp:effectExtent l="0" t="0" r="2540" b="6350"/>
+            <wp:wrapNone/>
+            <wp:docPr id="972426956" name="Picture 1"/>
+            <wp:cNvGraphicFramePr>
+              <a:graphicFrameLocks xmlns:a="http://schemas.openxmlformats.org/drawingml/2006/main" noChangeAspect="1"/>
+            </wp:cNvGraphicFramePr>
+            <a:graphic xmlns:a="http://schemas.openxmlformats.org/drawingml/2006/main">
+              <a:graphicData uri="http://schemas.openxmlformats.org/drawingml/2006/picture">
+                <pic:pic xmlns:pic="http://schemas.openxmlformats.org/drawingml/2006/picture">
+                  <pic:nvPicPr>
+                    <pic:cNvPr id="972426956" name=""/>
+                    <pic:cNvPicPr/>
+                  </pic:nvPicPr>
+                  <pic:blipFill>
+                    <a:blip r:embed="rId26"/>
+                    <a:stretch>
+                      <a:fillRect/>
+                    </a:stretch>
+                  </pic:blipFill>
+                  <pic:spPr>
+                    <a:xfrm>
+                      <a:off x="0" y="0"/>
+                      <a:ext cx="5731510" cy="1860550"/>
+                    </a:xfrm>
+                    <a:prstGeom prst="rect">
+                      <a:avLst/>
+                    </a:prstGeom>
+                  </pic:spPr>
+                </pic:pic>
+              </a:graphicData>
+            </a:graphic>
+          </wp:anchor>
+        </w:drawing>
+      </w:r>
+    </w:p>
     <w:p/>
     <w:p/>
     <w:p/>
@@ -2515,11 +2792,49 @@
       </w:r>
     </w:p>
     <w:p>
-      <w:r>
-        <w:t>The RMSE value of 1.08 means that predictive performance is really poor showing that no variables carry linear predictive signal for JobSatisfaction in this dataset.</w:t>
-      </w:r>
-    </w:p>
-    <w:p/>
+      <w:pPr>
+        <w:pStyle w:val="ListParagraph"/>
+        <w:numPr>
+          <w:ilvl w:val="0"/>
+          <w:numId w:val="23"/>
+        </w:numPr>
+      </w:pPr>
+      <w:r>
+        <w:t>MSE: SLR model - 1.158779: Average squared error of actual and predictions</w:t>
+      </w:r>
+      <w:r>
+        <w:t xml:space="preserve">, </w:t>
+      </w:r>
+      <w:r>
+        <w:t>MLR - 1.163834: Worse than SLR</w:t>
+      </w:r>
+    </w:p>
+    <w:p>
+      <w:pPr>
+        <w:pStyle w:val="ListParagraph"/>
+        <w:numPr>
+          <w:ilvl w:val="0"/>
+          <w:numId w:val="23"/>
+        </w:numPr>
+      </w:pPr>
+      <w:r>
+        <w:t>RMSE: SLR - 1.076466: Models prediction is off by 1.08 points a large error as the scale is 1-4</w:t>
+      </w:r>
+      <w:r>
+        <w:t xml:space="preserve">, </w:t>
+      </w:r>
+      <w:r>
+        <w:t>MLR - 1.078812: Same as above</w:t>
+      </w:r>
+      <w:r>
+        <w:t xml:space="preserve">. </w:t>
+      </w:r>
+    </w:p>
+    <w:p>
+      <w:pPr>
+        <w:ind w:left="360"/>
+      </w:pPr>
+    </w:p>
     <w:p>
       <w:pPr>
         <w:pStyle w:val="Heading2"/>
@@ -2587,6 +2902,7 @@
         </w:numPr>
       </w:pPr>
       <w:r>
+        <w:lastRenderedPageBreak/>
         <w:t>No, it didn’t improve the model or the prediction power. P value was 0.957 meaning the predictors did no good job (Just simply prediciting the mean). The co-efficient of Respect_Index even stayed the same.</w:t>
       </w:r>
     </w:p>
@@ -2701,10 +3017,22 @@
         <w:t xml:space="preserve">Why </w:t>
       </w:r>
       <w:r>
-        <w:t>was this dataset</w:t>
-      </w:r>
-      <w:r>
-        <w:t xml:space="preserve"> chosen with the above limitations?</w:t>
+        <w:t>was</w:t>
+      </w:r>
+      <w:r>
+        <w:t>n’t</w:t>
+      </w:r>
+      <w:r>
+        <w:t xml:space="preserve"> this dataset</w:t>
+      </w:r>
+      <w:r>
+        <w:t xml:space="preserve"> ch</w:t>
+      </w:r>
+      <w:r>
+        <w:t>anged after identifying the</w:t>
+      </w:r>
+      <w:r>
+        <w:t xml:space="preserve"> above limitations?</w:t>
       </w:r>
     </w:p>
     <w:p>
@@ -2776,7 +3104,11 @@
         <w:t xml:space="preserve"> the same</w:t>
       </w:r>
       <w:r>
-        <w:t xml:space="preserve">. Public free HR datasets didn’t focus on satisfaction and most of them were </w:t>
+        <w:t xml:space="preserve">. Public free HR datasets didn’t focus on satisfaction and </w:t>
+      </w:r>
+      <w:r>
+        <w:lastRenderedPageBreak/>
+        <w:t xml:space="preserve">most of them were </w:t>
       </w:r>
       <w:r>
         <w:t>synthetically</w:t>
@@ -3044,7 +3376,6 @@
           </w:tcPr>
           <w:p>
             <w:r>
-              <w:lastRenderedPageBreak/>
               <w:t>HR Analytics Dataset</w:t>
             </w:r>
           </w:p>
@@ -3290,6 +3621,7 @@
           </w:tcPr>
           <w:p>
             <w:r>
+              <w:lastRenderedPageBreak/>
               <w:t>Employee Productivity and Satisfaction HR Data</w:t>
             </w:r>
           </w:p>
@@ -3570,6 +3902,119 @@
 <file path=word/numbering.xml><?xml version="1.0" encoding="utf-8"?>
 <w:numbering xmlns:wpc="http://schemas.microsoft.com/office/word/2010/wordprocessingCanvas" xmlns:cx="http://schemas.microsoft.com/office/drawing/2014/chartex" xmlns:cx1="http://schemas.microsoft.com/office/drawing/2015/9/8/chartex" xmlns:cx2="http://schemas.microsoft.com/office/drawing/2015/10/21/chartex" xmlns:cx3="http://schemas.microsoft.com/office/drawing/2016/5/9/chartex" xmlns:cx4="http://schemas.microsoft.com/office/drawing/2016/5/10/chartex" xmlns:cx5="http://schemas.microsoft.com/office/drawing/2016/5/11/chartex" xmlns:cx6="http://schemas.microsoft.com/office/drawing/2016/5/12/chartex" xmlns:cx7="http://schemas.microsoft.com/office/drawing/2016/5/13/chartex" xmlns:cx8="http://schemas.microsoft.com/office/drawing/2016/5/14/chartex" xmlns:mc="http://schemas.openxmlformats.org/markup-compatibility/2006" xmlns:aink="http://schemas.microsoft.com/office/drawing/2016/ink" xmlns:am3d="http://schemas.microsoft.com/office/drawing/2017/model3d" xmlns:o="urn:schemas-microsoft-com:office:office" xmlns:oel="http://schemas.microsoft.com/office/2019/extlst" xmlns:r="http://schemas.openxmlformats.org/officeDocument/2006/relationships" xmlns:m="http://schemas.openxmlformats.org/officeDocument/2006/math" xmlns:v="urn:schemas-microsoft-com:vml" xmlns:wp14="http://schemas.microsoft.com/office/word/2010/wordprocessingDrawing" xmlns:wp="http://schemas.openxmlformats.org/drawingml/2006/wordprocessingDrawing" xmlns:w10="urn:schemas-microsoft-com:office:word" xmlns:w="http://schemas.openxmlformats.org/wordprocessingml/2006/main" xmlns:w14="http://schemas.microsoft.com/office/word/2010/wordml" xmlns:w15="http://schemas.microsoft.com/office/word/2012/wordml" xmlns:w16cex="http://schemas.microsoft.com/office/word/2018/wordml/cex" xmlns:w16cid="http://schemas.microsoft.com/office/word/2016/wordml/cid" xmlns:w16="http://schemas.microsoft.com/office/word/2018/wordml" xmlns:w16du="http://schemas.microsoft.com/office/word/2023/wordml/word16du" xmlns:w16sdtdh="http://schemas.microsoft.com/office/word/2020/wordml/sdtdatahash" xmlns:w16sdtfl="http://schemas.microsoft.com/office/word/2024/wordml/sdtformatlock" xmlns:w16se="http://schemas.microsoft.com/office/word/2015/wordml/symex" xmlns:wpg="http://schemas.microsoft.com/office/word/2010/wordprocessingGroup" xmlns:wpi="http://schemas.microsoft.com/office/word/2010/wordprocessingInk" xmlns:wne="http://schemas.microsoft.com/office/word/2006/wordml" xmlns:wps="http://schemas.microsoft.com/office/word/2010/wordprocessingShape" mc:Ignorable="w14 w15 w16se w16cid w16 w16cex w16sdtdh w16sdtfl w16du wp14">
   <w:abstractNum w:abstractNumId="0" w15:restartNumberingAfterBreak="0">
+    <w:nsid w:val="02DC5A29"/>
+    <w:multiLevelType w:val="hybridMultilevel"/>
+    <w:tmpl w:val="535C5802"/>
+    <w:lvl w:ilvl="0" w:tplc="08090001">
+      <w:start w:val="1"/>
+      <w:numFmt w:val="bullet"/>
+      <w:lvlText w:val=""/>
+      <w:lvlJc w:val="left"/>
+      <w:pPr>
+        <w:ind w:left="720" w:hanging="360"/>
+      </w:pPr>
+      <w:rPr>
+        <w:rFonts w:ascii="Symbol" w:hAnsi="Symbol" w:hint="default"/>
+      </w:rPr>
+    </w:lvl>
+    <w:lvl w:ilvl="1" w:tplc="08090003" w:tentative="1">
+      <w:start w:val="1"/>
+      <w:numFmt w:val="bullet"/>
+      <w:lvlText w:val="o"/>
+      <w:lvlJc w:val="left"/>
+      <w:pPr>
+        <w:ind w:left="1440" w:hanging="360"/>
+      </w:pPr>
+      <w:rPr>
+        <w:rFonts w:ascii="Courier New" w:hAnsi="Courier New" w:cs="Courier New" w:hint="default"/>
+      </w:rPr>
+    </w:lvl>
+    <w:lvl w:ilvl="2" w:tplc="08090005" w:tentative="1">
+      <w:start w:val="1"/>
+      <w:numFmt w:val="bullet"/>
+      <w:lvlText w:val=""/>
+      <w:lvlJc w:val="left"/>
+      <w:pPr>
+        <w:ind w:left="2160" w:hanging="360"/>
+      </w:pPr>
+      <w:rPr>
+        <w:rFonts w:ascii="Wingdings" w:hAnsi="Wingdings" w:hint="default"/>
+      </w:rPr>
+    </w:lvl>
+    <w:lvl w:ilvl="3" w:tplc="08090001" w:tentative="1">
+      <w:start w:val="1"/>
+      <w:numFmt w:val="bullet"/>
+      <w:lvlText w:val=""/>
+      <w:lvlJc w:val="left"/>
+      <w:pPr>
+        <w:ind w:left="2880" w:hanging="360"/>
+      </w:pPr>
+      <w:rPr>
+        <w:rFonts w:ascii="Symbol" w:hAnsi="Symbol" w:hint="default"/>
+      </w:rPr>
+    </w:lvl>
+    <w:lvl w:ilvl="4" w:tplc="08090003" w:tentative="1">
+      <w:start w:val="1"/>
+      <w:numFmt w:val="bullet"/>
+      <w:lvlText w:val="o"/>
+      <w:lvlJc w:val="left"/>
+      <w:pPr>
+        <w:ind w:left="3600" w:hanging="360"/>
+      </w:pPr>
+      <w:rPr>
+        <w:rFonts w:ascii="Courier New" w:hAnsi="Courier New" w:cs="Courier New" w:hint="default"/>
+      </w:rPr>
+    </w:lvl>
+    <w:lvl w:ilvl="5" w:tplc="08090005" w:tentative="1">
+      <w:start w:val="1"/>
+      <w:numFmt w:val="bullet"/>
+      <w:lvlText w:val=""/>
+      <w:lvlJc w:val="left"/>
+      <w:pPr>
+        <w:ind w:left="4320" w:hanging="360"/>
+      </w:pPr>
+      <w:rPr>
+        <w:rFonts w:ascii="Wingdings" w:hAnsi="Wingdings" w:hint="default"/>
+      </w:rPr>
+    </w:lvl>
+    <w:lvl w:ilvl="6" w:tplc="08090001" w:tentative="1">
+      <w:start w:val="1"/>
+      <w:numFmt w:val="bullet"/>
+      <w:lvlText w:val=""/>
+      <w:lvlJc w:val="left"/>
+      <w:pPr>
+        <w:ind w:left="5040" w:hanging="360"/>
+      </w:pPr>
+      <w:rPr>
+        <w:rFonts w:ascii="Symbol" w:hAnsi="Symbol" w:hint="default"/>
+      </w:rPr>
+    </w:lvl>
+    <w:lvl w:ilvl="7" w:tplc="08090003" w:tentative="1">
+      <w:start w:val="1"/>
+      <w:numFmt w:val="bullet"/>
+      <w:lvlText w:val="o"/>
+      <w:lvlJc w:val="left"/>
+      <w:pPr>
+        <w:ind w:left="5760" w:hanging="360"/>
+      </w:pPr>
+      <w:rPr>
+        <w:rFonts w:ascii="Courier New" w:hAnsi="Courier New" w:cs="Courier New" w:hint="default"/>
+      </w:rPr>
+    </w:lvl>
+    <w:lvl w:ilvl="8" w:tplc="08090005" w:tentative="1">
+      <w:start w:val="1"/>
+      <w:numFmt w:val="bullet"/>
+      <w:lvlText w:val=""/>
+      <w:lvlJc w:val="left"/>
+      <w:pPr>
+        <w:ind w:left="6480" w:hanging="360"/>
+      </w:pPr>
+      <w:rPr>
+        <w:rFonts w:ascii="Wingdings" w:hAnsi="Wingdings" w:hint="default"/>
+      </w:rPr>
+    </w:lvl>
+  </w:abstractNum>
+  <w:abstractNum w:abstractNumId="1" w15:restartNumberingAfterBreak="0">
     <w:nsid w:val="098B4D32"/>
     <w:multiLevelType w:val="multilevel"/>
     <w:tmpl w:val="823CC210"/>
@@ -3718,7 +4163,7 @@
       </w:rPr>
     </w:lvl>
   </w:abstractNum>
-  <w:abstractNum w:abstractNumId="1" w15:restartNumberingAfterBreak="0">
+  <w:abstractNum w:abstractNumId="2" w15:restartNumberingAfterBreak="0">
     <w:nsid w:val="1EC64402"/>
     <w:multiLevelType w:val="hybridMultilevel"/>
     <w:tmpl w:val="AA3AEF6C"/>
@@ -3831,7 +4276,7 @@
       </w:rPr>
     </w:lvl>
   </w:abstractNum>
-  <w:abstractNum w:abstractNumId="2" w15:restartNumberingAfterBreak="0">
+  <w:abstractNum w:abstractNumId="3" w15:restartNumberingAfterBreak="0">
     <w:nsid w:val="25270A59"/>
     <w:multiLevelType w:val="hybridMultilevel"/>
     <w:tmpl w:val="3D7AF6F0"/>
@@ -3917,7 +4362,7 @@
       </w:pPr>
     </w:lvl>
   </w:abstractNum>
-  <w:abstractNum w:abstractNumId="3" w15:restartNumberingAfterBreak="0">
+  <w:abstractNum w:abstractNumId="4" w15:restartNumberingAfterBreak="0">
     <w:nsid w:val="25991187"/>
     <w:multiLevelType w:val="multilevel"/>
     <w:tmpl w:val="5986FBD0"/>
@@ -4066,7 +4511,7 @@
       </w:rPr>
     </w:lvl>
   </w:abstractNum>
-  <w:abstractNum w:abstractNumId="4" w15:restartNumberingAfterBreak="0">
+  <w:abstractNum w:abstractNumId="5" w15:restartNumberingAfterBreak="0">
     <w:nsid w:val="30527656"/>
     <w:multiLevelType w:val="hybridMultilevel"/>
     <w:tmpl w:val="380A4444"/>
@@ -4179,7 +4624,7 @@
       </w:rPr>
     </w:lvl>
   </w:abstractNum>
-  <w:abstractNum w:abstractNumId="5" w15:restartNumberingAfterBreak="0">
+  <w:abstractNum w:abstractNumId="6" w15:restartNumberingAfterBreak="0">
     <w:nsid w:val="356C347B"/>
     <w:multiLevelType w:val="multilevel"/>
     <w:tmpl w:val="01BE21A0"/>
@@ -4328,7 +4773,7 @@
       </w:rPr>
     </w:lvl>
   </w:abstractNum>
-  <w:abstractNum w:abstractNumId="6" w15:restartNumberingAfterBreak="0">
+  <w:abstractNum w:abstractNumId="7" w15:restartNumberingAfterBreak="0">
     <w:nsid w:val="3C2E68CA"/>
     <w:multiLevelType w:val="multilevel"/>
     <w:tmpl w:val="B32AD766"/>
@@ -4477,7 +4922,7 @@
       </w:rPr>
     </w:lvl>
   </w:abstractNum>
-  <w:abstractNum w:abstractNumId="7" w15:restartNumberingAfterBreak="0">
+  <w:abstractNum w:abstractNumId="8" w15:restartNumberingAfterBreak="0">
     <w:nsid w:val="3C80343F"/>
     <w:multiLevelType w:val="hybridMultilevel"/>
     <w:tmpl w:val="51A45EC0"/>
@@ -4590,7 +5035,7 @@
       </w:rPr>
     </w:lvl>
   </w:abstractNum>
-  <w:abstractNum w:abstractNumId="8" w15:restartNumberingAfterBreak="0">
+  <w:abstractNum w:abstractNumId="9" w15:restartNumberingAfterBreak="0">
     <w:nsid w:val="3E6F7577"/>
     <w:multiLevelType w:val="hybridMultilevel"/>
     <w:tmpl w:val="346A532E"/>
@@ -4676,7 +5121,7 @@
       </w:pPr>
     </w:lvl>
   </w:abstractNum>
-  <w:abstractNum w:abstractNumId="9" w15:restartNumberingAfterBreak="0">
+  <w:abstractNum w:abstractNumId="10" w15:restartNumberingAfterBreak="0">
     <w:nsid w:val="468A6904"/>
     <w:multiLevelType w:val="hybridMultilevel"/>
     <w:tmpl w:val="34C2734A"/>
@@ -4789,7 +5234,120 @@
       </w:rPr>
     </w:lvl>
   </w:abstractNum>
-  <w:abstractNum w:abstractNumId="10" w15:restartNumberingAfterBreak="0">
+  <w:abstractNum w:abstractNumId="11" w15:restartNumberingAfterBreak="0">
+    <w:nsid w:val="4ED2124D"/>
+    <w:multiLevelType w:val="hybridMultilevel"/>
+    <w:tmpl w:val="3586C0F4"/>
+    <w:lvl w:ilvl="0" w:tplc="08090001">
+      <w:start w:val="1"/>
+      <w:numFmt w:val="bullet"/>
+      <w:lvlText w:val=""/>
+      <w:lvlJc w:val="left"/>
+      <w:pPr>
+        <w:ind w:left="720" w:hanging="360"/>
+      </w:pPr>
+      <w:rPr>
+        <w:rFonts w:ascii="Symbol" w:hAnsi="Symbol" w:hint="default"/>
+      </w:rPr>
+    </w:lvl>
+    <w:lvl w:ilvl="1" w:tplc="08090003" w:tentative="1">
+      <w:start w:val="1"/>
+      <w:numFmt w:val="bullet"/>
+      <w:lvlText w:val="o"/>
+      <w:lvlJc w:val="left"/>
+      <w:pPr>
+        <w:ind w:left="1440" w:hanging="360"/>
+      </w:pPr>
+      <w:rPr>
+        <w:rFonts w:ascii="Courier New" w:hAnsi="Courier New" w:cs="Courier New" w:hint="default"/>
+      </w:rPr>
+    </w:lvl>
+    <w:lvl w:ilvl="2" w:tplc="08090005" w:tentative="1">
+      <w:start w:val="1"/>
+      <w:numFmt w:val="bullet"/>
+      <w:lvlText w:val=""/>
+      <w:lvlJc w:val="left"/>
+      <w:pPr>
+        <w:ind w:left="2160" w:hanging="360"/>
+      </w:pPr>
+      <w:rPr>
+        <w:rFonts w:ascii="Wingdings" w:hAnsi="Wingdings" w:hint="default"/>
+      </w:rPr>
+    </w:lvl>
+    <w:lvl w:ilvl="3" w:tplc="08090001" w:tentative="1">
+      <w:start w:val="1"/>
+      <w:numFmt w:val="bullet"/>
+      <w:lvlText w:val=""/>
+      <w:lvlJc w:val="left"/>
+      <w:pPr>
+        <w:ind w:left="2880" w:hanging="360"/>
+      </w:pPr>
+      <w:rPr>
+        <w:rFonts w:ascii="Symbol" w:hAnsi="Symbol" w:hint="default"/>
+      </w:rPr>
+    </w:lvl>
+    <w:lvl w:ilvl="4" w:tplc="08090003" w:tentative="1">
+      <w:start w:val="1"/>
+      <w:numFmt w:val="bullet"/>
+      <w:lvlText w:val="o"/>
+      <w:lvlJc w:val="left"/>
+      <w:pPr>
+        <w:ind w:left="3600" w:hanging="360"/>
+      </w:pPr>
+      <w:rPr>
+        <w:rFonts w:ascii="Courier New" w:hAnsi="Courier New" w:cs="Courier New" w:hint="default"/>
+      </w:rPr>
+    </w:lvl>
+    <w:lvl w:ilvl="5" w:tplc="08090005" w:tentative="1">
+      <w:start w:val="1"/>
+      <w:numFmt w:val="bullet"/>
+      <w:lvlText w:val=""/>
+      <w:lvlJc w:val="left"/>
+      <w:pPr>
+        <w:ind w:left="4320" w:hanging="360"/>
+      </w:pPr>
+      <w:rPr>
+        <w:rFonts w:ascii="Wingdings" w:hAnsi="Wingdings" w:hint="default"/>
+      </w:rPr>
+    </w:lvl>
+    <w:lvl w:ilvl="6" w:tplc="08090001" w:tentative="1">
+      <w:start w:val="1"/>
+      <w:numFmt w:val="bullet"/>
+      <w:lvlText w:val=""/>
+      <w:lvlJc w:val="left"/>
+      <w:pPr>
+        <w:ind w:left="5040" w:hanging="360"/>
+      </w:pPr>
+      <w:rPr>
+        <w:rFonts w:ascii="Symbol" w:hAnsi="Symbol" w:hint="default"/>
+      </w:rPr>
+    </w:lvl>
+    <w:lvl w:ilvl="7" w:tplc="08090003" w:tentative="1">
+      <w:start w:val="1"/>
+      <w:numFmt w:val="bullet"/>
+      <w:lvlText w:val="o"/>
+      <w:lvlJc w:val="left"/>
+      <w:pPr>
+        <w:ind w:left="5760" w:hanging="360"/>
+      </w:pPr>
+      <w:rPr>
+        <w:rFonts w:ascii="Courier New" w:hAnsi="Courier New" w:cs="Courier New" w:hint="default"/>
+      </w:rPr>
+    </w:lvl>
+    <w:lvl w:ilvl="8" w:tplc="08090005" w:tentative="1">
+      <w:start w:val="1"/>
+      <w:numFmt w:val="bullet"/>
+      <w:lvlText w:val=""/>
+      <w:lvlJc w:val="left"/>
+      <w:pPr>
+        <w:ind w:left="6480" w:hanging="360"/>
+      </w:pPr>
+      <w:rPr>
+        <w:rFonts w:ascii="Wingdings" w:hAnsi="Wingdings" w:hint="default"/>
+      </w:rPr>
+    </w:lvl>
+  </w:abstractNum>
+  <w:abstractNum w:abstractNumId="12" w15:restartNumberingAfterBreak="0">
     <w:nsid w:val="5474203E"/>
     <w:multiLevelType w:val="multilevel"/>
     <w:tmpl w:val="30AEEF86"/>
@@ -4938,7 +5496,7 @@
       </w:rPr>
     </w:lvl>
   </w:abstractNum>
-  <w:abstractNum w:abstractNumId="11" w15:restartNumberingAfterBreak="0">
+  <w:abstractNum w:abstractNumId="13" w15:restartNumberingAfterBreak="0">
     <w:nsid w:val="5C3535A6"/>
     <w:multiLevelType w:val="multilevel"/>
     <w:tmpl w:val="DE40BA2C"/>
@@ -5087,7 +5645,7 @@
       </w:rPr>
     </w:lvl>
   </w:abstractNum>
-  <w:abstractNum w:abstractNumId="12" w15:restartNumberingAfterBreak="0">
+  <w:abstractNum w:abstractNumId="14" w15:restartNumberingAfterBreak="0">
     <w:nsid w:val="5CDD4239"/>
     <w:multiLevelType w:val="hybridMultilevel"/>
     <w:tmpl w:val="39E2DE42"/>
@@ -5200,7 +5758,7 @@
       </w:rPr>
     </w:lvl>
   </w:abstractNum>
-  <w:abstractNum w:abstractNumId="13" w15:restartNumberingAfterBreak="0">
+  <w:abstractNum w:abstractNumId="15" w15:restartNumberingAfterBreak="0">
     <w:nsid w:val="61B520F6"/>
     <w:multiLevelType w:val="hybridMultilevel"/>
     <w:tmpl w:val="E48EAC82"/>
@@ -5313,7 +5871,7 @@
       </w:rPr>
     </w:lvl>
   </w:abstractNum>
-  <w:abstractNum w:abstractNumId="14" w15:restartNumberingAfterBreak="0">
+  <w:abstractNum w:abstractNumId="16" w15:restartNumberingAfterBreak="0">
     <w:nsid w:val="68857918"/>
     <w:multiLevelType w:val="hybridMultilevel"/>
     <w:tmpl w:val="BA5C052C"/>
@@ -5426,7 +5984,7 @@
       </w:rPr>
     </w:lvl>
   </w:abstractNum>
-  <w:abstractNum w:abstractNumId="15" w15:restartNumberingAfterBreak="0">
+  <w:abstractNum w:abstractNumId="17" w15:restartNumberingAfterBreak="0">
     <w:nsid w:val="6CDB6693"/>
     <w:multiLevelType w:val="hybridMultilevel"/>
     <w:tmpl w:val="A79A3CAE"/>
@@ -5539,7 +6097,7 @@
       </w:rPr>
     </w:lvl>
   </w:abstractNum>
-  <w:abstractNum w:abstractNumId="16" w15:restartNumberingAfterBreak="0">
+  <w:abstractNum w:abstractNumId="18" w15:restartNumberingAfterBreak="0">
     <w:nsid w:val="6E987BE0"/>
     <w:multiLevelType w:val="hybridMultilevel"/>
     <w:tmpl w:val="31FE281E"/>
@@ -5652,7 +6210,7 @@
       </w:rPr>
     </w:lvl>
   </w:abstractNum>
-  <w:abstractNum w:abstractNumId="17" w15:restartNumberingAfterBreak="0">
+  <w:abstractNum w:abstractNumId="19" w15:restartNumberingAfterBreak="0">
     <w:nsid w:val="7193700A"/>
     <w:multiLevelType w:val="hybridMultilevel"/>
     <w:tmpl w:val="F18E6EFC"/>
@@ -5765,7 +6323,7 @@
       </w:rPr>
     </w:lvl>
   </w:abstractNum>
-  <w:abstractNum w:abstractNumId="18" w15:restartNumberingAfterBreak="0">
+  <w:abstractNum w:abstractNumId="20" w15:restartNumberingAfterBreak="0">
     <w:nsid w:val="75C37BE7"/>
     <w:multiLevelType w:val="hybridMultilevel"/>
     <w:tmpl w:val="64360290"/>
@@ -5878,7 +6436,7 @@
       </w:rPr>
     </w:lvl>
   </w:abstractNum>
-  <w:abstractNum w:abstractNumId="19" w15:restartNumberingAfterBreak="0">
+  <w:abstractNum w:abstractNumId="21" w15:restartNumberingAfterBreak="0">
     <w:nsid w:val="778D25A0"/>
     <w:multiLevelType w:val="multilevel"/>
     <w:tmpl w:val="3548906C"/>
@@ -6027,65 +6585,187 @@
       </w:rPr>
     </w:lvl>
   </w:abstractNum>
+  <w:abstractNum w:abstractNumId="22" w15:restartNumberingAfterBreak="0">
+    <w:nsid w:val="7AC76650"/>
+    <w:multiLevelType w:val="hybridMultilevel"/>
+    <w:tmpl w:val="E73C7408"/>
+    <w:lvl w:ilvl="0" w:tplc="08090001">
+      <w:start w:val="1"/>
+      <w:numFmt w:val="bullet"/>
+      <w:lvlText w:val=""/>
+      <w:lvlJc w:val="left"/>
+      <w:pPr>
+        <w:ind w:left="720" w:hanging="360"/>
+      </w:pPr>
+      <w:rPr>
+        <w:rFonts w:ascii="Symbol" w:hAnsi="Symbol" w:hint="default"/>
+      </w:rPr>
+    </w:lvl>
+    <w:lvl w:ilvl="1" w:tplc="08090003" w:tentative="1">
+      <w:start w:val="1"/>
+      <w:numFmt w:val="bullet"/>
+      <w:lvlText w:val="o"/>
+      <w:lvlJc w:val="left"/>
+      <w:pPr>
+        <w:ind w:left="1440" w:hanging="360"/>
+      </w:pPr>
+      <w:rPr>
+        <w:rFonts w:ascii="Courier New" w:hAnsi="Courier New" w:cs="Courier New" w:hint="default"/>
+      </w:rPr>
+    </w:lvl>
+    <w:lvl w:ilvl="2" w:tplc="08090005" w:tentative="1">
+      <w:start w:val="1"/>
+      <w:numFmt w:val="bullet"/>
+      <w:lvlText w:val=""/>
+      <w:lvlJc w:val="left"/>
+      <w:pPr>
+        <w:ind w:left="2160" w:hanging="360"/>
+      </w:pPr>
+      <w:rPr>
+        <w:rFonts w:ascii="Wingdings" w:hAnsi="Wingdings" w:hint="default"/>
+      </w:rPr>
+    </w:lvl>
+    <w:lvl w:ilvl="3" w:tplc="08090001" w:tentative="1">
+      <w:start w:val="1"/>
+      <w:numFmt w:val="bullet"/>
+      <w:lvlText w:val=""/>
+      <w:lvlJc w:val="left"/>
+      <w:pPr>
+        <w:ind w:left="2880" w:hanging="360"/>
+      </w:pPr>
+      <w:rPr>
+        <w:rFonts w:ascii="Symbol" w:hAnsi="Symbol" w:hint="default"/>
+      </w:rPr>
+    </w:lvl>
+    <w:lvl w:ilvl="4" w:tplc="08090003" w:tentative="1">
+      <w:start w:val="1"/>
+      <w:numFmt w:val="bullet"/>
+      <w:lvlText w:val="o"/>
+      <w:lvlJc w:val="left"/>
+      <w:pPr>
+        <w:ind w:left="3600" w:hanging="360"/>
+      </w:pPr>
+      <w:rPr>
+        <w:rFonts w:ascii="Courier New" w:hAnsi="Courier New" w:cs="Courier New" w:hint="default"/>
+      </w:rPr>
+    </w:lvl>
+    <w:lvl w:ilvl="5" w:tplc="08090005" w:tentative="1">
+      <w:start w:val="1"/>
+      <w:numFmt w:val="bullet"/>
+      <w:lvlText w:val=""/>
+      <w:lvlJc w:val="left"/>
+      <w:pPr>
+        <w:ind w:left="4320" w:hanging="360"/>
+      </w:pPr>
+      <w:rPr>
+        <w:rFonts w:ascii="Wingdings" w:hAnsi="Wingdings" w:hint="default"/>
+      </w:rPr>
+    </w:lvl>
+    <w:lvl w:ilvl="6" w:tplc="08090001" w:tentative="1">
+      <w:start w:val="1"/>
+      <w:numFmt w:val="bullet"/>
+      <w:lvlText w:val=""/>
+      <w:lvlJc w:val="left"/>
+      <w:pPr>
+        <w:ind w:left="5040" w:hanging="360"/>
+      </w:pPr>
+      <w:rPr>
+        <w:rFonts w:ascii="Symbol" w:hAnsi="Symbol" w:hint="default"/>
+      </w:rPr>
+    </w:lvl>
+    <w:lvl w:ilvl="7" w:tplc="08090003" w:tentative="1">
+      <w:start w:val="1"/>
+      <w:numFmt w:val="bullet"/>
+      <w:lvlText w:val="o"/>
+      <w:lvlJc w:val="left"/>
+      <w:pPr>
+        <w:ind w:left="5760" w:hanging="360"/>
+      </w:pPr>
+      <w:rPr>
+        <w:rFonts w:ascii="Courier New" w:hAnsi="Courier New" w:cs="Courier New" w:hint="default"/>
+      </w:rPr>
+    </w:lvl>
+    <w:lvl w:ilvl="8" w:tplc="08090005" w:tentative="1">
+      <w:start w:val="1"/>
+      <w:numFmt w:val="bullet"/>
+      <w:lvlText w:val=""/>
+      <w:lvlJc w:val="left"/>
+      <w:pPr>
+        <w:ind w:left="6480" w:hanging="360"/>
+      </w:pPr>
+      <w:rPr>
+        <w:rFonts w:ascii="Wingdings" w:hAnsi="Wingdings" w:hint="default"/>
+      </w:rPr>
+    </w:lvl>
+  </w:abstractNum>
   <w:num w:numId="1" w16cid:durableId="900750067">
+    <w:abstractNumId w:val="16"/>
+  </w:num>
+  <w:num w:numId="2" w16cid:durableId="597521134">
+    <w:abstractNumId w:val="20"/>
+  </w:num>
+  <w:num w:numId="3" w16cid:durableId="1558205490">
+    <w:abstractNumId w:val="10"/>
+  </w:num>
+  <w:num w:numId="4" w16cid:durableId="1455055566">
+    <w:abstractNumId w:val="13"/>
+  </w:num>
+  <w:num w:numId="5" w16cid:durableId="1351377759">
+    <w:abstractNumId w:val="12"/>
+  </w:num>
+  <w:num w:numId="6" w16cid:durableId="2063289922">
+    <w:abstractNumId w:val="21"/>
+  </w:num>
+  <w:num w:numId="7" w16cid:durableId="1112868268">
+    <w:abstractNumId w:val="1"/>
+  </w:num>
+  <w:num w:numId="8" w16cid:durableId="687097307">
+    <w:abstractNumId w:val="6"/>
+  </w:num>
+  <w:num w:numId="9" w16cid:durableId="256907103">
+    <w:abstractNumId w:val="4"/>
+  </w:num>
+  <w:num w:numId="10" w16cid:durableId="102458444">
+    <w:abstractNumId w:val="7"/>
+  </w:num>
+  <w:num w:numId="11" w16cid:durableId="878590184">
+    <w:abstractNumId w:val="18"/>
+  </w:num>
+  <w:num w:numId="12" w16cid:durableId="1665816826">
+    <w:abstractNumId w:val="3"/>
+  </w:num>
+  <w:num w:numId="13" w16cid:durableId="1842112900">
+    <w:abstractNumId w:val="9"/>
+  </w:num>
+  <w:num w:numId="14" w16cid:durableId="430974089">
+    <w:abstractNumId w:val="15"/>
+  </w:num>
+  <w:num w:numId="15" w16cid:durableId="1603219894">
     <w:abstractNumId w:val="14"/>
   </w:num>
-  <w:num w:numId="2" w16cid:durableId="597521134">
-    <w:abstractNumId w:val="18"/>
+  <w:num w:numId="16" w16cid:durableId="218370057">
+    <w:abstractNumId w:val="17"/>
   </w:num>
-  <w:num w:numId="3" w16cid:durableId="1558205490">
-    <w:abstractNumId w:val="9"/>
+  <w:num w:numId="17" w16cid:durableId="410851725">
+    <w:abstractNumId w:val="19"/>
   </w:num>
-  <w:num w:numId="4" w16cid:durableId="1455055566">
+  <w:num w:numId="18" w16cid:durableId="1815096350">
+    <w:abstractNumId w:val="5"/>
+  </w:num>
+  <w:num w:numId="19" w16cid:durableId="1423909878">
+    <w:abstractNumId w:val="8"/>
+  </w:num>
+  <w:num w:numId="20" w16cid:durableId="2018459258">
+    <w:abstractNumId w:val="2"/>
+  </w:num>
+  <w:num w:numId="21" w16cid:durableId="1466242449">
+    <w:abstractNumId w:val="0"/>
+  </w:num>
+  <w:num w:numId="22" w16cid:durableId="353924002">
     <w:abstractNumId w:val="11"/>
   </w:num>
-  <w:num w:numId="5" w16cid:durableId="1351377759">
-    <w:abstractNumId w:val="10"/>
-  </w:num>
-  <w:num w:numId="6" w16cid:durableId="2063289922">
-    <w:abstractNumId w:val="19"/>
-  </w:num>
-  <w:num w:numId="7" w16cid:durableId="1112868268">
-    <w:abstractNumId w:val="0"/>
-  </w:num>
-  <w:num w:numId="8" w16cid:durableId="687097307">
-    <w:abstractNumId w:val="5"/>
-  </w:num>
-  <w:num w:numId="9" w16cid:durableId="256907103">
-    <w:abstractNumId w:val="3"/>
-  </w:num>
-  <w:num w:numId="10" w16cid:durableId="102458444">
-    <w:abstractNumId w:val="6"/>
-  </w:num>
-  <w:num w:numId="11" w16cid:durableId="878590184">
-    <w:abstractNumId w:val="16"/>
-  </w:num>
-  <w:num w:numId="12" w16cid:durableId="1665816826">
-    <w:abstractNumId w:val="2"/>
-  </w:num>
-  <w:num w:numId="13" w16cid:durableId="1842112900">
-    <w:abstractNumId w:val="8"/>
-  </w:num>
-  <w:num w:numId="14" w16cid:durableId="430974089">
-    <w:abstractNumId w:val="13"/>
-  </w:num>
-  <w:num w:numId="15" w16cid:durableId="1603219894">
-    <w:abstractNumId w:val="12"/>
-  </w:num>
-  <w:num w:numId="16" w16cid:durableId="218370057">
-    <w:abstractNumId w:val="15"/>
-  </w:num>
-  <w:num w:numId="17" w16cid:durableId="410851725">
-    <w:abstractNumId w:val="17"/>
-  </w:num>
-  <w:num w:numId="18" w16cid:durableId="1815096350">
-    <w:abstractNumId w:val="4"/>
-  </w:num>
-  <w:num w:numId="19" w16cid:durableId="1423909878">
-    <w:abstractNumId w:val="7"/>
-  </w:num>
-  <w:num w:numId="20" w16cid:durableId="2018459258">
-    <w:abstractNumId w:val="1"/>
+  <w:num w:numId="23" w16cid:durableId="598684681">
+    <w:abstractNumId w:val="22"/>
   </w:num>
 </w:numbering>
 </file>

--- a/docs/report_content_IT23271364.docx
+++ b/docs/report_content_IT23271364.docx
@@ -1198,7 +1198,6 @@
     </w:p>
     <w:p/>
     <w:p>
-      <w:proofErr w:type="spellStart"/>
       <w:r>
         <w:rPr>
           <w:b/>
@@ -1206,7 +1205,6 @@
         </w:rPr>
         <w:t>Respect_Index</w:t>
       </w:r>
-      <w:proofErr w:type="spellEnd"/>
       <w:r>
         <w:rPr>
           <w:b/>
@@ -1378,7 +1376,6 @@
       </w:r>
     </w:p>
     <w:p>
-      <w:proofErr w:type="spellStart"/>
       <w:r>
         <w:rPr>
           <w:b/>
@@ -1386,7 +1383,6 @@
         </w:rPr>
         <w:t>WorkLifeBalance</w:t>
       </w:r>
-      <w:proofErr w:type="spellEnd"/>
       <w:r>
         <w:rPr>
           <w:b/>
@@ -1502,7 +1498,6 @@
       </w:r>
     </w:p>
     <w:p>
-      <w:proofErr w:type="spellStart"/>
       <w:r>
         <w:rPr>
           <w:b/>
@@ -1510,7 +1505,6 @@
         </w:rPr>
         <w:t>JobLevel</w:t>
       </w:r>
-      <w:proofErr w:type="spellEnd"/>
       <w:r>
         <w:rPr>
           <w:b/>
@@ -2417,6 +2411,9 @@
     <w:p/>
     <w:p>
       <w:r>
+        <w:rPr>
+          <w:noProof/>
+        </w:rPr>
         <w:drawing>
           <wp:anchor distT="0" distB="0" distL="114300" distR="114300" simplePos="0" relativeHeight="251677696" behindDoc="1" locked="0" layoutInCell="1" allowOverlap="1" wp14:anchorId="00BA5CEF" wp14:editId="6A01E210">
             <wp:simplePos x="0" y="0"/>
@@ -2582,6 +2579,9 @@
     </w:p>
     <w:p>
       <w:r>
+        <w:rPr>
+          <w:noProof/>
+        </w:rPr>
         <w:drawing>
           <wp:anchor distT="0" distB="0" distL="114300" distR="114300" simplePos="0" relativeHeight="251678720" behindDoc="1" locked="0" layoutInCell="1" allowOverlap="1" wp14:anchorId="56221863" wp14:editId="541F71F3">
             <wp:simplePos x="0" y="0"/>
@@ -2734,6 +2734,7 @@
         <w:rPr>
           <w:b/>
           <w:bCs/>
+          <w:noProof/>
         </w:rPr>
         <w:drawing>
           <wp:anchor distT="0" distB="0" distL="114300" distR="114300" simplePos="0" relativeHeight="251679744" behindDoc="1" locked="0" layoutInCell="1" allowOverlap="1" wp14:anchorId="23E01126" wp14:editId="7711E9B8">
@@ -2800,13 +2801,7 @@
         </w:numPr>
       </w:pPr>
       <w:r>
-        <w:t>MSE: SLR model - 1.158779: Average squared error of actual and predictions</w:t>
-      </w:r>
-      <w:r>
-        <w:t xml:space="preserve">, </w:t>
-      </w:r>
-      <w:r>
-        <w:t>MLR - 1.163834: Worse than SLR</w:t>
+        <w:t>MSE: SLR model - 1.158779: Average squared error of actual and predictions, MLR - 1.163834: Worse than SLR</w:t>
       </w:r>
     </w:p>
     <w:p>
@@ -2818,13 +2813,7 @@
         </w:numPr>
       </w:pPr>
       <w:r>
-        <w:t>RMSE: SLR - 1.076466: Models prediction is off by 1.08 points a large error as the scale is 1-4</w:t>
-      </w:r>
-      <w:r>
-        <w:t xml:space="preserve">, </w:t>
-      </w:r>
-      <w:r>
-        <w:t>MLR - 1.078812: Same as above</w:t>
+        <w:t>RMSE: SLR - 1.076466: Models prediction is off by 1.08 points a large error as the scale is 1-4, MLR - 1.078812: Same as above</w:t>
       </w:r>
       <w:r>
         <w:t xml:space="preserve">. </w:t>
@@ -3698,6 +3687,320 @@
       </w:tr>
     </w:tbl>
     <w:p/>
+    <w:p>
+      <w:pPr>
+        <w:rPr>
+          <w:b/>
+          <w:bCs/>
+        </w:rPr>
+      </w:pPr>
+      <w:r>
+        <w:rPr>
+          <w:b/>
+          <w:bCs/>
+        </w:rPr>
+        <w:t>The Final Verdict</w:t>
+      </w:r>
+    </w:p>
+    <w:tbl>
+      <w:tblPr>
+        <w:tblW w:w="0" w:type="auto"/>
+        <w:tblCellSpacing w:w="15" w:type="dxa"/>
+        <w:tblCellMar>
+          <w:top w:w="15" w:type="dxa"/>
+          <w:left w:w="15" w:type="dxa"/>
+          <w:bottom w:w="15" w:type="dxa"/>
+          <w:right w:w="15" w:type="dxa"/>
+        </w:tblCellMar>
+        <w:tblLook w:val="04A0" w:firstRow="1" w:lastRow="0" w:firstColumn="1" w:lastColumn="0" w:noHBand="0" w:noVBand="1"/>
+      </w:tblPr>
+      <w:tblGrid>
+        <w:gridCol w:w="6205"/>
+        <w:gridCol w:w="1496"/>
+        <w:gridCol w:w="1325"/>
+      </w:tblGrid>
+      <w:tr>
+        <w:trPr>
+          <w:tblHeader/>
+          <w:tblCellSpacing w:w="15" w:type="dxa"/>
+        </w:trPr>
+        <w:tc>
+          <w:tcPr>
+            <w:tcW w:w="0" w:type="auto"/>
+            <w:vAlign w:val="center"/>
+            <w:hideMark/>
+          </w:tcPr>
+          <w:p>
+            <w:pPr>
+              <w:rPr>
+                <w:b/>
+                <w:bCs/>
+              </w:rPr>
+            </w:pPr>
+            <w:r>
+              <w:rPr>
+                <w:b/>
+                <w:bCs/>
+              </w:rPr>
+              <w:t>Claim</w:t>
+            </w:r>
+          </w:p>
+        </w:tc>
+        <w:tc>
+          <w:tcPr>
+            <w:tcW w:w="0" w:type="auto"/>
+            <w:vAlign w:val="center"/>
+            <w:hideMark/>
+          </w:tcPr>
+          <w:p>
+            <w:pPr>
+              <w:rPr>
+                <w:b/>
+                <w:bCs/>
+              </w:rPr>
+            </w:pPr>
+            <w:r>
+              <w:rPr>
+                <w:b/>
+                <w:bCs/>
+              </w:rPr>
+              <w:t>Verdict</w:t>
+            </w:r>
+          </w:p>
+        </w:tc>
+        <w:tc>
+          <w:tcPr>
+            <w:tcW w:w="0" w:type="auto"/>
+            <w:vAlign w:val="center"/>
+            <w:hideMark/>
+          </w:tcPr>
+          <w:p>
+            <w:pPr>
+              <w:rPr>
+                <w:b/>
+                <w:bCs/>
+              </w:rPr>
+            </w:pPr>
+            <w:r>
+              <w:rPr>
+                <w:b/>
+                <w:bCs/>
+              </w:rPr>
+              <w:t>Strength</w:t>
+            </w:r>
+          </w:p>
+        </w:tc>
+      </w:tr>
+      <w:tr>
+        <w:trPr>
+          <w:tblCellSpacing w:w="15" w:type="dxa"/>
+        </w:trPr>
+        <w:tc>
+          <w:tcPr>
+            <w:tcW w:w="0" w:type="auto"/>
+            <w:vAlign w:val="center"/>
+            <w:hideMark/>
+          </w:tcPr>
+          <w:p>
+            <w:r>
+              <w:t xml:space="preserve">No public dataset oriented for respect </w:t>
+            </w:r>
+            <w:r>
+              <w:rPr>
+                <w:rFonts w:ascii="Times New Roman" w:hAnsi="Times New Roman" w:cs="Times New Roman"/>
+              </w:rPr>
+              <w:t>→</w:t>
+            </w:r>
+            <w:r>
+              <w:t xml:space="preserve"> job satisfaction</w:t>
+            </w:r>
+          </w:p>
+        </w:tc>
+        <w:tc>
+          <w:tcPr>
+            <w:tcW w:w="0" w:type="auto"/>
+            <w:vAlign w:val="center"/>
+            <w:hideMark/>
+          </w:tcPr>
+          <w:p>
+            <w:r>
+              <w:rPr>
+                <w:rFonts w:ascii="Segoe UI Emoji" w:hAnsi="Segoe UI Emoji" w:cs="Segoe UI Emoji"/>
+              </w:rPr>
+              <w:t>✅</w:t>
+            </w:r>
+            <w:r>
+              <w:t xml:space="preserve"> Confirmed</w:t>
+            </w:r>
+          </w:p>
+        </w:tc>
+        <w:tc>
+          <w:tcPr>
+            <w:tcW w:w="0" w:type="auto"/>
+            <w:vAlign w:val="center"/>
+            <w:hideMark/>
+          </w:tcPr>
+          <w:p>
+            <w:r>
+              <w:t>Strong</w:t>
+            </w:r>
+          </w:p>
+        </w:tc>
+      </w:tr>
+      <w:tr>
+        <w:trPr>
+          <w:tblCellSpacing w:w="15" w:type="dxa"/>
+        </w:trPr>
+        <w:tc>
+          <w:tcPr>
+            <w:tcW w:w="0" w:type="auto"/>
+            <w:vAlign w:val="center"/>
+            <w:hideMark/>
+          </w:tcPr>
+          <w:p>
+            <w:r>
+              <w:t>IBM is highest quality synthetic dataset with JobSatisfaction</w:t>
+            </w:r>
+          </w:p>
+        </w:tc>
+        <w:tc>
+          <w:tcPr>
+            <w:tcW w:w="0" w:type="auto"/>
+            <w:vAlign w:val="center"/>
+            <w:hideMark/>
+          </w:tcPr>
+          <w:p>
+            <w:r>
+              <w:rPr>
+                <w:rFonts w:ascii="Segoe UI Emoji" w:hAnsi="Segoe UI Emoji" w:cs="Segoe UI Emoji"/>
+              </w:rPr>
+              <w:t>✅</w:t>
+            </w:r>
+            <w:r>
+              <w:t xml:space="preserve"> Confirmed</w:t>
+            </w:r>
+          </w:p>
+        </w:tc>
+        <w:tc>
+          <w:tcPr>
+            <w:tcW w:w="0" w:type="auto"/>
+            <w:vAlign w:val="center"/>
+            <w:hideMark/>
+          </w:tcPr>
+          <w:p>
+            <w:r>
+              <w:t>Strong</w:t>
+            </w:r>
+          </w:p>
+        </w:tc>
+      </w:tr>
+      <w:tr>
+        <w:trPr>
+          <w:tblCellSpacing w:w="15" w:type="dxa"/>
+        </w:trPr>
+        <w:tc>
+          <w:tcPr>
+            <w:tcW w:w="0" w:type="auto"/>
+            <w:vAlign w:val="center"/>
+            <w:hideMark/>
+          </w:tcPr>
+          <w:p>
+            <w:r>
+              <w:t>IBM is the only one where Respect_Index could be built contextually</w:t>
+            </w:r>
+          </w:p>
+        </w:tc>
+        <w:tc>
+          <w:tcPr>
+            <w:tcW w:w="0" w:type="auto"/>
+            <w:vAlign w:val="center"/>
+            <w:hideMark/>
+          </w:tcPr>
+          <w:p>
+            <w:r>
+              <w:rPr>
+                <w:rFonts w:ascii="Segoe UI Emoji" w:hAnsi="Segoe UI Emoji" w:cs="Segoe UI Emoji"/>
+              </w:rPr>
+              <w:t>✅</w:t>
+            </w:r>
+            <w:r>
+              <w:t xml:space="preserve"> Confirmed</w:t>
+            </w:r>
+          </w:p>
+        </w:tc>
+        <w:tc>
+          <w:tcPr>
+            <w:tcW w:w="0" w:type="auto"/>
+            <w:vAlign w:val="center"/>
+            <w:hideMark/>
+          </w:tcPr>
+          <w:p>
+            <w:r>
+              <w:t>Strong</w:t>
+            </w:r>
+          </w:p>
+        </w:tc>
+      </w:tr>
+      <w:tr>
+        <w:trPr>
+          <w:tblCellSpacing w:w="15" w:type="dxa"/>
+        </w:trPr>
+        <w:tc>
+          <w:tcPr>
+            <w:tcW w:w="0" w:type="auto"/>
+            <w:vAlign w:val="center"/>
+            <w:hideMark/>
+          </w:tcPr>
+          <w:p>
+            <w:r>
+              <w:t>Feature choices were the most compatible available</w:t>
+            </w:r>
+          </w:p>
+        </w:tc>
+        <w:tc>
+          <w:tcPr>
+            <w:tcW w:w="0" w:type="auto"/>
+            <w:vAlign w:val="center"/>
+            <w:hideMark/>
+          </w:tcPr>
+          <w:p>
+            <w:r>
+              <w:rPr>
+                <w:rFonts w:ascii="Segoe UI Emoji" w:hAnsi="Segoe UI Emoji" w:cs="Segoe UI Emoji"/>
+              </w:rPr>
+              <w:t>✅</w:t>
+            </w:r>
+            <w:r>
+              <w:t xml:space="preserve"> Confirmed</w:t>
+            </w:r>
+          </w:p>
+        </w:tc>
+        <w:tc>
+          <w:tcPr>
+            <w:tcW w:w="0" w:type="auto"/>
+            <w:vAlign w:val="center"/>
+            <w:hideMark/>
+          </w:tcPr>
+          <w:p>
+            <w:r>
+              <w:t>Reasonable</w:t>
+            </w:r>
+          </w:p>
+        </w:tc>
+      </w:tr>
+    </w:tbl>
+    <w:p>
+      <w:r>
+        <w:rPr>
+          <w:b/>
+          <w:bCs/>
+        </w:rPr>
+        <w:t>You can state this confidently in your report:</w:t>
+      </w:r>
+      <w:r>
+        <w:t xml:space="preserve"> Given the absence of any publicly available dataset explicitly capturing perceived workplace respect alongside job satisfaction, and given that existing proprietary research data (SHRM, Gallup, Pew) remains inaccessible for academic use, the IBM HR Attrition dataset represents the only viable public option that simultaneously contains JobSatisfaction as a target and the relational/developmental features necessary to engineer a contextually valid Respect_Index.</w:t>
+      </w:r>
+    </w:p>
     <w:p/>
     <w:p>
       <w:pPr>
@@ -7377,7 +7680,6 @@
   <w:style w:type="character" w:default="1" w:styleId="DefaultParagraphFont">
     <w:name w:val="Default Paragraph Font"/>
     <w:uiPriority w:val="1"/>
-    <w:semiHidden/>
     <w:unhideWhenUsed/>
   </w:style>
   <w:style w:type="table" w:default="1" w:styleId="TableNormal">
